--- a/zht/docx/05.content.docx
+++ b/zht/docx/05.content.docx
@@ -11,6 +11,15 @@
         <w:pStyle w:val="Heading2"/>
       </w:pPr>
       <w:r>
+        <w:t>Resource: 研讀筆記 (Tyndale)</w:t>
+      </w:r>
+      <w:r/>
+    </w:p>
+    <w:p>
+      <w:pPr>
+        <w:pStyle w:val="Heading2"/>
+      </w:pPr>
+      <w:r>
         <w:t>License Information</w:t>
       </w:r>
       <w:r/>
@@ -21,7 +30,7 @@
         <w:rPr>
           <w:b/>
         </w:rPr>
-        <w:t>Study Notes (Tyndale)</w:t>
+        <w:t>研讀筆記 (Tyndale)</w:t>
       </w:r>
       <w:r>
         <w:t xml:space="preserve"> (Chinese (Traditional)) is based on</w:t>
@@ -74,7 +83,7 @@
         <w:pStyle w:val="Heading1"/>
       </w:pPr>
       <w:r>
-        <w:t>Study Notes (Tyndale)</w:t>
+        <w:t>研讀筆記 (Tyndale)</w:t>
       </w:r>
     </w:p>
     <w:p>
@@ -83,6 +92,50 @@
           <w:headerReference w:type="even" r:id="rId8"/>
           <w:headerReference w:type="default" r:id="rId9"/>
           <w:footerReference w:type="default" r:id="rId10"/>
+          <w:footnotePr>
+            <w:numRestart w:val="eachSect"/>
+          </w:footnotePr>
+          <w:type w:val="continuous"/>
+          <w:pgSz w:w="12240" w:h="15840" w:code="1"/>
+          <w:pgMar w:top="1440" w:right="1440" w:bottom="1440" w:left="1440" w:header="504" w:footer="504" w:gutter="0"/>
+          <w:cols w:space="708"/>
+          <w:titlePg/>
+          <w:docGrid w:linePitch="360"/>
+        </w:sectPr>
+      </w:pPr>
+    </w:p>
+    <w:p>
+      <w:r/>
+    </w:p>
+    <w:p>
+      <w:pPr>
+        <w:pStyle w:val="Heading2"/>
+      </w:pPr>
+      <w:r>
+        <w:t>DEU</w:t>
+      </w:r>
+      <w:r/>
+    </w:p>
+    <w:p>
+      <w:r/>
+      <w:r>
+        <w:rPr>
+          <w:i/>
+        </w:rPr>
+        <w:t>申命記 1:1, 申命記 1:1–5, 申命記 1:2, 申命記 1:4, 申命記 1:6–4:40, 申命記 1:7, 申命記 1:8, 申命記 1:9–18, 申命記 1:10, 申命記 1:13, 申命記 1:15, 申命記 1:16–17, 申命記 1:19, 申命記 1:19–25, 申命記 1:24–25, 申命記 1:26–46, 申命記 1:28, 申命記 1:30, 申命記 1:31, 申命記 1:33, 申命記 1:36, 申命記 1:37, 申命記 1:44, 申命記 2:1, 申命記 2:2–25, 申命記 2:5, 申命記 2:8, 申命記 2:9, 申命記 2:10, 申命記 2:11, 申命記 2:12, 申命記 2:13, 申命記 2:19, 申命記 2:20–21, 申命記 2:23, 申命記 2:24, 申命記 2:26, 申命記 2:26–37, 申命記 2:30, 申命記 2:34, 申命記 2:36, 申命記 2:37, 申命記 3:1–11, 申命記 3:4, 申命記 3:8, 申命記 3:9, 申命記 3:11, 申命記 3:12, 申命記 3:12–20, 申命記 3:13, 申命記 3:14, 申命記 3:15, 申命記 3:17, 申命記 3:21, 申命記 3:21–29, 申命記 3:24, 申命記 3:29, 申命記 4:1, 申命記 4:1–40, 申命記 4:3, 申命記 4:6, 申命記 4:8, 申命記 4:11, 申命記 4:13, 申命記 4:15, 申命記 4:16, 申命記 4:19, 申命記 4:20, 申命記 4:24, 申命記 4:26, 申命記 4:27, 申命記 4:30, 申命記 4:34, 申命記 4:36, 申命記 4:39, 申命記 4:40, 申命記 4:41–43, 申命記 4:41–49, 申命記 4:43, 申命記 4:44, 申命記 4:48, 申命記 4:49, 申命記 5:1, 申命記 5:1–32, 申命記 5:1–26:19, 申命記 5:9, 申命記 5:10, 申命記 5:11, 申命記 5:12, 申命記 5:15, 申命記 5:16, 申命記 5:16–20, 申命記 5:17, 申命記 5:18, 申命記 5:21, 申命記 5:33, 申命記 6:1, 申命記 6:1–25, 申命記 6:2, 申命記 6:3, 申命記 6:4, 申命記 6:4–5, 申命記 6:5, 申命記 6:7, 申命記 6:8, 申命記 6:9, 申命記 6:13, 申命記 6:16, 申命記 6:21, 申命記 6:22, 申命記 6:25, 申命記 7:1, 申命記 7:1–26, 申命記 7:5, 申命記 7:6, 申命記 7:9, 申命記 7:12, 申命記 7:15, 申命記 7:19, 申命記 7:20, 申命記 7:21, 申命記 7:24, 申命記 7:25–26, 申命記 7:26, 申命記 8:1–20, 申命記 8:2, 申命記 8:3, 申命記 8:9, 申命記 8:15, 申命記 8:18, 申命記 9:1, 申命記 9:3, 申命記 9:5, 申命記 9:6, 申命記 9:9, 申命記 9:10, 申命記 9:12, 申命記 9:14, 申命記 9:16, 申命記 9:22, 申命記 9:23, 申命記 9:26, 申命記 9:27, 申命記 10:1, 申命記 10:3, 申命記 10:5, 申命記 10:12–13, 申命記 10:16, 申命記 10:17, 申命記 10:18, 申命記 11:4, 申命記 11:6, 申命記 11:8–32, 申命記 11:12, 申命記 11:24, 申命記 11:26, 申命記 11:29, 申命記 11:30, 申命記 12:1–26:15, 申命記 12:2, 申命記 12:3, 申命記 12:5, 申命記 12:6, 申命記 12:8, 申命記 12:12, 申命記 12:15, 申命記 12:16, 申命記 12:18, 申命記 12:21, 申命記 12:23, 申命記 12:27, 申命記 12:31, 申命記 13:1, 申命記 13:1–18, 申命記 13:5, 申命記 13:6, 申命記 13:9, 申命記 13:12,13, 申命記 13:14, 申命記 13:16, 申命記 14:1, 申命記 14:1–21, 申命記 14:2, 申命記 14:6, 申命記 14:7, 申命記 14:8, 申命記 14:11–18, 申命記 14:19–20, 申命記 14:21, 申命記 14:22–27, 申命記 14:23, 申命記 14:26, 申命記 14:27, 申命記 14:28, 申命記 15:1, 申命記 15:1–23, 申命記 15:2, 申命記 15:4, 申命記 15:6, 申命記 15:11, 申命記 15:12, 申命記 15:16, 申命記 15:17, 申命記 15:18, 申命記 15:19, 申命記 15:21, 申命記 15:23, 申命記 16:1–8, 申命記 16:2, 申命記 16:3, 申命記 16:10, 申命記 16:13–17, 申命記 16:16, 申命記 16:18, 申命記 16:18–17:13, 申命記 16:19, 申命記 16:21–22, 申命記 17:1, 申命記 17:3, 申命記 17:4, 申命記 17:5, 申命記 17:7, 申命記 17:8, 申命記 17:9, 申命記 17:11, 申命記 17:12, 申命記 17:15, 申命記 17:16, 申命記 17:17, 申命記 17:18, 申命記 18:1, 申命記 18:2, 申命記 18:3, 申命記 18:8, 申命記 18:10, 申命記 18:11, 申命記 18:15, 申命記 18:18, 申命記 18:19, 申命記 18:22, 申命記 19:1–13, 申命記 19:2, 申命記 19:4, 申命記 19:6, 申命記 19:9, 申命記 19:11, 申命記 19:13, 申命記 19:15, 申命記 19:21, 申命記 20:4, 申命記 20:7, 申命記 20:10–15, 申命記 20:11, 申命記 20:15, 申命記 20:19, 申命記 20:20, 申命記 21:1, 申命記 21:1–9, 申命記 21:3–8, 申命記 21:4, 申命記 21:6, 申命記 21:12, 申命記 21:13, 申命記 21:14, 申命記 21:15–17, 申命記 21:20, 申命記 21:22, 申命記 21:23, 申命記 22:1, 申命記 22:5, 申命記 22:9, 申命記 22:10, 申命記 22:11, 申命記 22:12, 申命記 22:14, 申命記 22:15, 申命記 22:17, 申命記 22:19, 申命記 22:21, 申命記 22:24, 申命記 22:29, 申命記 22:30, 申命記 23:1, 申命記 23:3, 申命記 23:4, 申命記 23:7, 申命記 23:8, 申命記 23:10, 申命記 23:12, 申命記 23:13, 申命記 23:14, 申命記 23:17, 申命記 23:18, 申命記 23:19–20, 申命記 23:24, 申命記 24:1, 申命記 24:4, 申命記 24:6, 申命記 24:8, 申命記 24:11, 申命記 24:13, 申命記 24:17, 申命記 25:3, 申命記 25:4, 申命記 25:5, 申命記 25:9, 申命記 25:10, 申命記 25:11–12, 申命記 25:13–14, 申命記 25:17, 申命記 25:19, 申命記 26:1–15, 申命記 26:5, 申命記 26:11, 申命記 26:12, 申命記 26:13, 申命記 26:14, 申命記 26:16, 申命記 26:16–19, 申命記 27:3, 申命記 27:4, 申命記 27:5, 申命記 27:7, 申命記 27:9, 申命記 27:12–26, 申命記 27:13, 申命記 27:14, 申命記 27:15, 申命記 27:16, 申命記 27:17, 申命記 27:18, 申命記 27:19, 申命記 27:20, 申命記 27:22, 申命記 28:1–68, 申命記 28:5, 申命記 28:7, 申命記 28:10, 申命記 28:12, 申命記 28:13, 申命記 28:17, 申命記 28:21, 申命記 28:22, 申命記 28:23, 申命記 28:24, 申命記 28:25, 申命記 28:27, 申命記 28:36, 申命記 28:43, 申命記 28:44, 申命記 28:46, 申命記 28:48, 申命記 28:49, 申命記 28:50, 申命記 28:54, 申命記 28:56, 申命記 28:57, 申命記 28:58, 申命記 28:60, 申命記 28:64, 申命記 28:68, 申命記 29:1, 申命記 29:2–30:20, 申命記 29:6, 申命記 29:7, 申命記 29:8, 申命記 29:11, 申命記 29:12, 申命記 29:15, 申命記 29:17, 申命記 29:18, 申命記 29:19, 申命記 29:20, 申命記 29:21, 申命記 29:23, 申命記 29:25–28, 申命記 29:27, 申命記 29:29, 申命記 30:1, 申命記 30:1–10, 申命記 30:2–3, 申命記 30:6, 申命記 30:11, 申命記 30:11–20, 申命記 30:12, 申命記 30:13, 申命記 30:14, 申命記 30:16, 申命記 30:19, 申命記 30:20, 申命記 31:1, 申命記 31:1–8, 申命記 31:1–29, 申命記 31:3, 申命記 31:4, 申命記 31:6, 申命記 31:9, 申命記 31:9–13, 申命記 31:10, 申命記 31:12, 申命記 31:14, 申命記 31:15, 申命記 31:18, 申命記 31:19–22, 申命記 31:20, 申命記 31:22, 申命記 31:23, 申命記 31:26, 申命記 31:30–32:47, 申命記 32:1, 申命記 32:2, 申命記 32:4, 申命記 32:7, 申命記 32:8, 申命記 32:9, 申命記 32:14, 申命記 32:15, 申命記 32:16, 申命記 32:17, 申命記 32:18, 申命記 32:20, 申命記 32:21, 申命記 32:22, 申命記 32:27, 申命記 32:29, 申命記 32:30, 申命記 32:31, 申命記 32:32, 申命記 32:34, 申命記 32:36, 申命記 32:37, 申命記 32:38, 申命記 32:40, 申命記 32:42, 申命記 32:47, 申命記 32:49, 申命記 32:50, 申命記 32:51, 申命記 33:1–29, 申命記 33:2, 申命記 33:3, 申命記 33:4, 申命記 33:6, 申命記 33:7, 申命記 33:8, 申命記 33:9, 申命記 33:10, 申命記 33:12, 申命記 33:13–17, 申命記 33:16, 申命記 33:17, 申命記 33:18, 申命記 33:19, 申命記 33:20, 申命記 33:21, 申命記 33:22, 申命記 33:23, 申命記 33:24, 申命記 33:26, 申命記 33:27, 申命記 33:29, 申命記 34:1, 申命記 34:1–12, 申命記 34:2, 申命記 34:3, 申命記 34:6, 申命記 34:7, 申命記 34:9, 申命記 34:10, 申命記 34:12</w:t>
+      </w:r>
+    </w:p>
+    <w:p>
+      <w:r/>
+      <w:r>
+        <w:t xml:space="preserve"> </w:t>
+      </w:r>
+      <w:r/>
+      <w:r/>
+    </w:p>
+    <w:p>
+      <w:pPr>
+        <w:sectPr>
           <w:footnotePr>
             <w:numRestart w:val="eachSect"/>
           </w:footnotePr>

--- a/zht/docx/05.content.docx
+++ b/zht/docx/05.content.docx
@@ -163,13 +163,6 @@
         <w:rPr>
           <w:lang w:val="zh_TW" w:bidi="zh_TW"/>
         </w:rPr>
-      </w:r>
-      <w:r>
-        <w:rPr>
-          <w:i/>
-          <w:lang w:val="zh_TW" w:bidi="zh_TW"/>
-        </w:rPr>
-        <w:t>申命記 1:1, 申命記 1:1–5, 申命記 1:2, 申命記 1:4, 申命記 1:6–4:40, 申命記 1:7, 申命記 1:8, 申命記 1:9–18, 申命記 1:10, 申命記 1:13, 申命記 1:15, 申命記 1:16–17, 申命記 1:19, 申命記 1:19–25, 申命記 1:24–25, 申命記 1:26–46, 申命記 1:28, 申命記 1:30, 申命記 1:31, 申命記 1:33, 申命記 1:36, 申命記 1:37, 申命記 1:44, 申命記 2:1, 申命記 2:2–25, 申命記 2:5, 申命記 2:8, 申命記 2:9, 申命記 2:10, 申命記 2:11, 申命記 2:12, 申命記 2:13, 申命記 2:19, 申命記 2:20–21, 申命記 2:23, 申命記 2:24, 申命記 2:26, 申命記 2:26–37, 申命記 2:30, 申命記 2:34, 申命記 2:36, 申命記 2:37, 申命記 3:1–11, 申命記 3:4, 申命記 3:8, 申命記 3:9, 申命記 3:11, 申命記 3:12, 申命記 3:12–20, 申命記 3:13, 申命記 3:14, 申命記 3:15, 申命記 3:17, 申命記 3:21, 申命記 3:21–29, 申命記 3:24, 申命記 3:29, 申命記 4:1, 申命記 4:1–40, 申命記 4:3, 申命記 4:6, 申命記 4:8, 申命記 4:11, 申命記 4:13, 申命記 4:15, 申命記 4:16, 申命記 4:19, 申命記 4:20, 申命記 4:24, 申命記 4:26, 申命記 4:27, 申命記 4:30, 申命記 4:34, 申命記 4:36, 申命記 4:39, 申命記 4:40, 申命記 4:41–43, 申命記 4:41–49, 申命記 4:43, 申命記 4:44, 申命記 4:48, 申命記 4:49, 申命記 5:1, 申命記 5:1–32, 申命記 5:1–26:19, 申命記 5:9, 申命記 5:10, 申命記 5:11, 申命記 5:12, 申命記 5:15, 申命記 5:16, 申命記 5:16–20, 申命記 5:17, 申命記 5:18, 申命記 5:21, 申命記 5:33, 申命記 6:1, 申命記 6:1–25, 申命記 6:2, 申命記 6:3, 申命記 6:4, 申命記 6:4–5, 申命記 6:5, 申命記 6:7, 申命記 6:8, 申命記 6:9, 申命記 6:13, 申命記 6:16, 申命記 6:21, 申命記 6:22, 申命記 6:25, 申命記 7:1, 申命記 7:1–26, 申命記 7:5, 申命記 7:6, 申命記 7:9, 申命記 7:12, 申命記 7:15, 申命記 7:19, 申命記 7:20, 申命記 7:21, 申命記 7:24, 申命記 7:25–26, 申命記 7:26, 申命記 8:1–20, 申命記 8:2, 申命記 8:3, 申命記 8:9, 申命記 8:15, 申命記 8:18, 申命記 9:1, 申命記 9:3, 申命記 9:5, 申命記 9:6, 申命記 9:9, 申命記 9:10, 申命記 9:12, 申命記 9:14, 申命記 9:16, 申命記 9:22, 申命記 9:23, 申命記 9:26, 申命記 9:27, 申命記 10:1, 申命記 10:3, 申命記 10:5, 申命記 10:12–13, 申命記 10:16, 申命記 10:17, 申命記 10:18, 申命記 11:4, 申命記 11:6, 申命記 11:8–32, 申命記 11:12, 申命記 11:24, 申命記 11:26, 申命記 11:29, 申命記 11:30, 申命記 12:1–26:15, 申命記 12:2, 申命記 12:3, 申命記 12:5, 申命記 12:6, 申命記 12:8, 申命記 12:12, 申命記 12:15, 申命記 12:16, 申命記 12:18, 申命記 12:21, 申命記 12:23, 申命記 12:27, 申命記 12:31, 申命記 13:1, 申命記 13:1–18, 申命記 13:5, 申命記 13:6, 申命記 13:9, 申命記 13:12,13, 申命記 13:14, 申命記 13:16, 申命記 14:1, 申命記 14:1–21, 申命記 14:2, 申命記 14:6, 申命記 14:7, 申命記 14:8, 申命記 14:11–18, 申命記 14:19–20, 申命記 14:21, 申命記 14:22–27, 申命記 14:23, 申命記 14:26, 申命記 14:27, 申命記 14:28, 申命記 15:1, 申命記 15:1–23, 申命記 15:2, 申命記 15:4, 申命記 15:6, 申命記 15:11, 申命記 15:12, 申命記 15:16, 申命記 15:17, 申命記 15:18, 申命記 15:19, 申命記 15:21, 申命記 15:23, 申命記 16:1–8, 申命記 16:2, 申命記 16:3, 申命記 16:10, 申命記 16:13–17, 申命記 16:16, 申命記 16:18, 申命記 16:18–17:13, 申命記 16:19, 申命記 16:21–22, 申命記 17:1, 申命記 17:3, 申命記 17:4, 申命記 17:5, 申命記 17:7, 申命記 17:8, 申命記 17:9, 申命記 17:11, 申命記 17:12, 申命記 17:15, 申命記 17:16, 申命記 17:17, 申命記 17:18, 申命記 18:1, 申命記 18:2, 申命記 18:3, 申命記 18:8, 申命記 18:10, 申命記 18:11, 申命記 18:15, 申命記 18:18, 申命記 18:19, 申命記 18:22, 申命記 19:1–13, 申命記 19:2, 申命記 19:4, 申命記 19:6, 申命記 19:9, 申命記 19:11, 申命記 19:13, 申命記 19:15, 申命記 19:21, 申命記 20:4, 申命記 20:7, 申命記 20:10–15, 申命記 20:11, 申命記 20:15, 申命記 20:19, 申命記 20:20, 申命記 21:1, 申命記 21:1–9, 申命記 21:3–8, 申命記 21:4, 申命記 21:6, 申命記 21:12, 申命記 21:13, 申命記 21:14, 申命記 21:15–17, 申命記 21:20, 申命記 21:22, 申命記 21:23, 申命記 22:1, 申命記 22:5, 申命記 22:9, 申命記 22:10, 申命記 22:11, 申命記 22:12, 申命記 22:14, 申命記 22:15, 申命記 22:17, 申命記 22:19, 申命記 22:21, 申命記 22:24, 申命記 22:29, 申命記 22:30, 申命記 23:1, 申命記 23:3, 申命記 23:4, 申命記 23:7, 申命記 23:8, 申命記 23:10, 申命記 23:12, 申命記 23:13, 申命記 23:14, 申命記 23:17, 申命記 23:18, 申命記 23:19–20, 申命記 23:24, 申命記 24:1, 申命記 24:4, 申命記 24:6, 申命記 24:8, 申命記 24:11, 申命記 24:13, 申命記 24:17, 申命記 25:3, 申命記 25:4, 申命記 25:5, 申命記 25:9, 申命記 25:10, 申命記 25:11–12, 申命記 25:13–14, 申命記 25:17, 申命記 25:19, 申命記 26:1–15, 申命記 26:5, 申命記 26:11, 申命記 26:12, 申命記 26:13, 申命記 26:14, 申命記 26:16, 申命記 26:16–19, 申命記 27:3, 申命記 27:4, 申命記 27:5, 申命記 27:7, 申命記 27:9, 申命記 27:12–26, 申命記 27:13, 申命記 27:14, 申命記 27:15, 申命記 27:16, 申命記 27:17, 申命記 27:18, 申命記 27:19, 申命記 27:20, 申命記 27:22, 申命記 28:1–68, 申命記 28:5, 申命記 28:7, 申命記 28:10, 申命記 28:12, 申命記 28:13, 申命記 28:17, 申命記 28:21, 申命記 28:22, 申命記 28:23, 申命記 28:24, 申命記 28:25, 申命記 28:27, 申命記 28:36, 申命記 28:43, 申命記 28:44, 申命記 28:46, 申命記 28:48, 申命記 28:49, 申命記 28:50, 申命記 28:54, 申命記 28:56, 申命記 28:57, 申命記 28:58, 申命記 28:60, 申命記 28:64, 申命記 28:68, 申命記 29:1, 申命記 29:2–30:20, 申命記 29:6, 申命記 29:7, 申命記 29:8, 申命記 29:11, 申命記 29:12, 申命記 29:15, 申命記 29:17, 申命記 29:18, 申命記 29:19, 申命記 29:20, 申命記 29:21, 申命記 29:23, 申命記 29:25–28, 申命記 29:27, 申命記 29:29, 申命記 30:1, 申命記 30:1–10, 申命記 30:2–3, 申命記 30:6, 申命記 30:11, 申命記 30:11–20, 申命記 30:12, 申命記 30:13, 申命記 30:14, 申命記 30:16, 申命記 30:19, 申命記 30:20, 申命記 31:1, 申命記 31:1–8, 申命記 31:1–29, 申命記 31:3, 申命記 31:4, 申命記 31:6, 申命記 31:9, 申命記 31:9–13, 申命記 31:10, 申命記 31:12, 申命記 31:14, 申命記 31:15, 申命記 31:18, 申命記 31:19–22, 申命記 31:20, 申命記 31:22, 申命記 31:23, 申命記 31:26, 申命記 31:30–32:47, 申命記 32:1, 申命記 32:2, 申命記 32:4, 申命記 32:7, 申命記 32:8, 申命記 32:9, 申命記 32:14, 申命記 32:15, 申命記 32:16, 申命記 32:17, 申命記 32:18, 申命記 32:20, 申命記 32:21, 申命記 32:22, 申命記 32:27, 申命記 32:29, 申命記 32:30, 申命記 32:31, 申命記 32:32, 申命記 32:34, 申命記 32:36, 申命記 32:37, 申命記 32:38, 申命記 32:40, 申命記 32:42, 申命記 32:47, 申命記 32:49, 申命記 32:50, 申命記 32:51, 申命記 33:1–29, 申命記 33:2, 申命記 33:3, 申命記 33:4, 申命記 33:6, 申命記 33:7, 申命記 33:8, 申命記 33:9, 申命記 33:10, 申命記 33:12, 申命記 33:13–17, 申命記 33:16, 申命記 33:17, 申命記 33:18, 申命記 33:19, 申命記 33:20, 申命記 33:21, 申命記 33:22, 申命記 33:23, 申命記 33:24, 申命記 33:26, 申命記 33:27, 申命記 33:29, 申命記 34:1, 申命記 34:1–12, 申命記 34:2, 申命記 34:3, 申命記 34:6, 申命記 34:7, 申命記 34:9, 申命記 34:10, 申命記 34:12</w:t>
       </w:r>
       <w:r>
         <w:rPr>

--- a/zht/docx/05.content.docx
+++ b/zht/docx/05.content.docx
@@ -150,19 +150,6 @@
           <w:lang w:val="zh_TW" w:bidi="zh_TW"/>
         </w:rPr>
         <w:t>DEU</w:t>
-      </w:r>
-      <w:r>
-        <w:rPr>
-          <w:lang w:val="zh_TW" w:bidi="zh_TW"/>
-        </w:rPr>
-      </w:r>
-    </w:p>
-    <w:p>
-      <w:pPr/>
-      <w:r>
-        <w:rPr>
-          <w:lang w:val="zh_TW" w:bidi="zh_TW"/>
-        </w:rPr>
       </w:r>
       <w:r>
         <w:rPr>

--- a/zht/docx/05.content.docx
+++ b/zht/docx/05.content.docx
@@ -19,7 +19,7 @@
         <w:rPr>
           <w:lang w:val="zh_TW" w:bidi="zh_TW"/>
         </w:rPr>
-        <w:t>Resource: 研讀筆記 (Tyndale)</w:t>
+        <w:t>Resource: Tyndale Open Study Notes</w:t>
       </w:r>
       <w:r>
         <w:rPr>
@@ -112,7 +112,7 @@
         <w:rPr>
           <w:lang w:val="zh_TW" w:bidi="zh_TW"/>
         </w:rPr>
-        <w:t>研讀筆記 (Tyndale)</w:t>
+        <w:t>Tyndale Open Study Notes</w:t>
       </w:r>
     </w:p>
     <w:p>

--- a/zht/docx/05.content.docx
+++ b/zht/docx/05.content.docx
@@ -19,7 +19,7 @@
         <w:rPr>
           <w:lang w:val="zh_TW" w:bidi="zh_TW"/>
         </w:rPr>
-        <w:t>Resource: Tyndale Open Study Notes</w:t>
+        <w:t>Resource: Aquifer Open Study Notes</w:t>
       </w:r>
       <w:r>
         <w:rPr>
@@ -112,7 +112,7 @@
         <w:rPr>
           <w:lang w:val="zh_TW" w:bidi="zh_TW"/>
         </w:rPr>
-        <w:t>Tyndale Open Study Notes</w:t>
+        <w:t>Aquifer Open Study Notes</w:t>
       </w:r>
     </w:p>
     <w:p>
